--- a/public/gdpr-policy.docx
+++ b/public/gdpr-policy.docx
@@ -1,55 +1,1068 @@
 
 <file path=word/document.xml><?xml version="1.0" encoding="utf-8"?>
-<w:document xmlns:mc="http://schemas.openxmlformats.org/markup-compatibility/2006" xmlns:ve="http://schemas.openxmlformats.org/markup-compatibility/2006" xmlns:o="urn:schemas-microsoft-com:office:office" xmlns:r="http://schemas.openxmlformats.org/officeDocument/2006/relationships" xmlns:m="http://schemas.openxmlformats.org/officeDocument/2006/math" xmlns:v="urn:schemas-microsoft-com:vml" xmlns:wp="http://schemas.openxmlformats.org/drawingml/2006/wordprocessingDrawing" xmlns:w10="urn:schemas-microsoft-com:office:word" xmlns:w="http://schemas.openxmlformats.org/wordprocessingml/2006/main" xmlns:wne="http://schemas.microsoft.com/office/word/2006/wordml" xmlns:a="http://schemas.openxmlformats.org/drawingml/2006/main" xmlns:pic="http://schemas.openxmlformats.org/drawingml/2006/picture" xmlns:wpg="http://schemas.microsoft.com/office/word/2010/wordprocessingGroup" xmlns:wps="http://schemas.microsoft.com/office/word/2010/wordprocessingShape" xmlns:w14="http://schemas.microsoft.com/office/word/2010/wordml" mc:Ignorable="w14" xml:space="preserve">
+<w:document xmlns:wpc="http://schemas.microsoft.com/office/word/2010/wordprocessingCanvas" xmlns:cx="http://schemas.microsoft.com/office/drawing/2014/chartex" xmlns:cx1="http://schemas.microsoft.com/office/drawing/2015/9/8/chartex" xmlns:cx2="http://schemas.microsoft.com/office/drawing/2015/10/21/chartex" xmlns:cx3="http://schemas.microsoft.com/office/drawing/2016/5/9/chartex" xmlns:cx4="http://schemas.microsoft.com/office/drawing/2016/5/10/chartex" xmlns:cx5="http://schemas.microsoft.com/office/drawing/2016/5/11/chartex" xmlns:cx6="http://schemas.microsoft.com/office/drawing/2016/5/12/chartex" xmlns:cx7="http://schemas.microsoft.com/office/drawing/2016/5/13/chartex" xmlns:cx8="http://schemas.microsoft.com/office/drawing/2016/5/14/chartex" xmlns:mc="http://schemas.openxmlformats.org/markup-compatibility/2006" xmlns:aink="http://schemas.microsoft.com/office/drawing/2016/ink" xmlns:am3d="http://schemas.microsoft.com/office/drawing/2017/model3d" xmlns:o="urn:schemas-microsoft-com:office:office" xmlns:oel="http://schemas.microsoft.com/office/2019/extlst" xmlns:r="http://schemas.openxmlformats.org/officeDocument/2006/relationships" xmlns:m="http://schemas.openxmlformats.org/officeDocument/2006/math" xmlns:v="urn:schemas-microsoft-com:vml" xmlns:wp14="http://schemas.microsoft.com/office/word/2010/wordprocessingDrawing" xmlns:wp="http://schemas.openxmlformats.org/drawingml/2006/wordprocessingDrawing" xmlns:w10="urn:schemas-microsoft-com:office:word" xmlns:w="http://schemas.openxmlformats.org/wordprocessingml/2006/main" xmlns:w14="http://schemas.microsoft.com/office/word/2010/wordml" xmlns:w15="http://schemas.microsoft.com/office/word/2012/wordml" xmlns:w16cex="http://schemas.microsoft.com/office/word/2018/wordml/cex" xmlns:w16cid="http://schemas.microsoft.com/office/word/2016/wordml/cid" xmlns:w16="http://schemas.microsoft.com/office/word/2018/wordml" xmlns:w16du="http://schemas.microsoft.com/office/word/2023/wordml/word16du" xmlns:w16sdtdh="http://schemas.microsoft.com/office/word/2020/wordml/sdtdatahash" xmlns:w16se="http://schemas.microsoft.com/office/word/2015/wordml/symex" xmlns:wpg="http://schemas.microsoft.com/office/word/2010/wordprocessingGroup" xmlns:wpi="http://schemas.microsoft.com/office/word/2010/wordprocessingInk" xmlns:wne="http://schemas.microsoft.com/office/word/2006/wordml" xmlns:wps="http://schemas.microsoft.com/office/word/2010/wordprocessingShape" mc:Ignorable="w14 w15 w16se w16cid w16 w16cex w16sdtdh w16du wp14">
   <w:body>
     <w:p>
       <w:pPr>
-        <w:pStyle w:val="Heading1"/>
-      </w:pPr>
-      <w:r>
-        <w:rPr/>
-        <w:t>GDPR / Data Protection </w:t>
-      </w:r>
-      <w:r>
-        <w:rPr>
-          <w:spacing w:val="-2"/>
-        </w:rPr>
-        <w:t>Policy</w:t>
-      </w:r>
-    </w:p>
-    <w:p>
-      <w:pPr>
-        <w:pStyle w:val="BodyText"/>
-      </w:pPr>
-      <w:r>
-        <w:rPr/>
-        <w:t>Berkshire Care Staffing Ltd complies with UK GDPR and the Data Protection Act </w:t>
-      </w:r>
-      <w:r>
-        <w:rPr>
-          <w:spacing w:val="-2"/>
-        </w:rPr>
-        <w:t>2018.</w:t>
-      </w:r>
+        <w:pStyle w:val="BodyText"/>
+        <w:rPr>
+          <w:sz w:val="40"/>
+          <w:szCs w:val="40"/>
+        </w:rPr>
+      </w:pPr>
+      <w:r>
+        <w:rPr>
+          <w:sz w:val="40"/>
+          <w:szCs w:val="40"/>
+        </w:rPr>
+        <w:t>GDPR / Data Protection Policy</w:t>
+      </w:r>
+    </w:p>
+    <w:p>
+      <w:pPr>
+        <w:pStyle w:val="BodyText"/>
+        <w:rPr>
+          <w:b/>
+          <w:bCs/>
+          <w:sz w:val="28"/>
+          <w:szCs w:val="28"/>
+        </w:rPr>
+      </w:pPr>
+      <w:r>
+        <w:rPr>
+          <w:b/>
+          <w:bCs/>
+          <w:sz w:val="28"/>
+          <w:szCs w:val="28"/>
+        </w:rPr>
+        <w:t>1.1</w:t>
+      </w:r>
+      <w:r>
+        <w:rPr>
+          <w:b/>
+          <w:bCs/>
+          <w:sz w:val="28"/>
+          <w:szCs w:val="28"/>
+        </w:rPr>
+        <w:tab/>
+        <w:t>Purpose</w:t>
+      </w:r>
+    </w:p>
+    <w:p>
+      <w:pPr>
+        <w:pStyle w:val="BodyText"/>
+        <w:rPr>
+          <w:sz w:val="22"/>
+          <w:szCs w:val="22"/>
+        </w:rPr>
+      </w:pPr>
+      <w:r>
+        <w:rPr>
+          <w:sz w:val="22"/>
+          <w:szCs w:val="22"/>
+        </w:rPr>
+        <w:t>Berkshire Care Staffing is committed to protecting personal data and complying with UK GDPR and the Data Protection Act 2018.</w:t>
+      </w:r>
+    </w:p>
+    <w:p>
+      <w:pPr>
+        <w:pStyle w:val="BodyText"/>
+        <w:rPr>
+          <w:sz w:val="22"/>
+          <w:szCs w:val="22"/>
+        </w:rPr>
+      </w:pPr>
+    </w:p>
+    <w:p>
+      <w:pPr>
+        <w:pStyle w:val="BodyText"/>
+        <w:rPr>
+          <w:b/>
+          <w:bCs/>
+          <w:sz w:val="28"/>
+          <w:szCs w:val="28"/>
+        </w:rPr>
+      </w:pPr>
+      <w:r>
+        <w:rPr>
+          <w:b/>
+          <w:bCs/>
+          <w:sz w:val="28"/>
+          <w:szCs w:val="28"/>
+        </w:rPr>
+        <w:t>1.2</w:t>
+      </w:r>
+      <w:r>
+        <w:rPr>
+          <w:b/>
+          <w:bCs/>
+          <w:sz w:val="28"/>
+          <w:szCs w:val="28"/>
+        </w:rPr>
+        <w:tab/>
+        <w:t>Principles of Data Protection</w:t>
+      </w:r>
+    </w:p>
+    <w:p>
+      <w:pPr>
+        <w:pStyle w:val="BodyText"/>
+        <w:rPr>
+          <w:sz w:val="22"/>
+          <w:szCs w:val="22"/>
+        </w:rPr>
+      </w:pPr>
+      <w:r>
+        <w:rPr>
+          <w:sz w:val="22"/>
+          <w:szCs w:val="22"/>
+        </w:rPr>
+        <w:t>Personal data will be:</w:t>
+      </w:r>
+    </w:p>
+    <w:p>
+      <w:pPr>
+        <w:pStyle w:val="BodyText"/>
+        <w:rPr>
+          <w:sz w:val="22"/>
+          <w:szCs w:val="22"/>
+        </w:rPr>
+      </w:pPr>
+    </w:p>
+    <w:p>
+      <w:pPr>
+        <w:pStyle w:val="BodyText"/>
+        <w:rPr>
+          <w:sz w:val="22"/>
+          <w:szCs w:val="22"/>
+        </w:rPr>
+      </w:pPr>
+      <w:r>
+        <w:rPr>
+          <w:sz w:val="22"/>
+          <w:szCs w:val="22"/>
+        </w:rPr>
+        <w:t>•</w:t>
+      </w:r>
+      <w:r>
+        <w:rPr>
+          <w:sz w:val="22"/>
+          <w:szCs w:val="22"/>
+        </w:rPr>
+        <w:tab/>
+        <w:t>Processed lawfully, fairly, and transparently</w:t>
+      </w:r>
+    </w:p>
+    <w:p>
+      <w:pPr>
+        <w:pStyle w:val="BodyText"/>
+        <w:rPr>
+          <w:sz w:val="22"/>
+          <w:szCs w:val="22"/>
+        </w:rPr>
+      </w:pPr>
+      <w:r>
+        <w:rPr>
+          <w:sz w:val="22"/>
+          <w:szCs w:val="22"/>
+        </w:rPr>
+        <w:t xml:space="preserve"> </w:t>
+      </w:r>
+    </w:p>
+    <w:p>
+      <w:pPr>
+        <w:pStyle w:val="BodyText"/>
+        <w:rPr>
+          <w:sz w:val="22"/>
+          <w:szCs w:val="22"/>
+        </w:rPr>
+      </w:pPr>
+      <w:r>
+        <w:rPr>
+          <w:sz w:val="22"/>
+          <w:szCs w:val="22"/>
+        </w:rPr>
+        <w:t>•</w:t>
+      </w:r>
+      <w:r>
+        <w:rPr>
+          <w:sz w:val="22"/>
+          <w:szCs w:val="22"/>
+        </w:rPr>
+        <w:tab/>
+        <w:t>Collected for specified purposes</w:t>
+      </w:r>
+    </w:p>
+    <w:p>
+      <w:pPr>
+        <w:pStyle w:val="BodyText"/>
+        <w:rPr>
+          <w:sz w:val="22"/>
+          <w:szCs w:val="22"/>
+        </w:rPr>
+      </w:pPr>
+      <w:r>
+        <w:rPr>
+          <w:sz w:val="22"/>
+          <w:szCs w:val="22"/>
+        </w:rPr>
+        <w:t>•</w:t>
+      </w:r>
+      <w:r>
+        <w:rPr>
+          <w:sz w:val="22"/>
+          <w:szCs w:val="22"/>
+        </w:rPr>
+        <w:tab/>
+        <w:t>Limited to what is necessary</w:t>
+      </w:r>
+    </w:p>
+    <w:p>
+      <w:pPr>
+        <w:pStyle w:val="BodyText"/>
+        <w:rPr>
+          <w:sz w:val="22"/>
+          <w:szCs w:val="22"/>
+        </w:rPr>
+      </w:pPr>
+      <w:r>
+        <w:rPr>
+          <w:sz w:val="22"/>
+          <w:szCs w:val="22"/>
+        </w:rPr>
+        <w:t>•</w:t>
+      </w:r>
+      <w:r>
+        <w:rPr>
+          <w:sz w:val="22"/>
+          <w:szCs w:val="22"/>
+        </w:rPr>
+        <w:tab/>
+        <w:t>Accurate and up to date</w:t>
+      </w:r>
+    </w:p>
+    <w:p>
+      <w:pPr>
+        <w:pStyle w:val="BodyText"/>
+        <w:rPr>
+          <w:sz w:val="22"/>
+          <w:szCs w:val="22"/>
+        </w:rPr>
+      </w:pPr>
+      <w:r>
+        <w:rPr>
+          <w:sz w:val="22"/>
+          <w:szCs w:val="22"/>
+        </w:rPr>
+        <w:t>•</w:t>
+      </w:r>
+      <w:r>
+        <w:rPr>
+          <w:sz w:val="22"/>
+          <w:szCs w:val="22"/>
+        </w:rPr>
+        <w:tab/>
+        <w:t>Stored securely</w:t>
+      </w:r>
+    </w:p>
+    <w:p>
+      <w:pPr>
+        <w:pStyle w:val="BodyText"/>
+        <w:rPr>
+          <w:sz w:val="22"/>
+          <w:szCs w:val="22"/>
+        </w:rPr>
+      </w:pPr>
+      <w:r>
+        <w:rPr>
+          <w:sz w:val="22"/>
+          <w:szCs w:val="22"/>
+        </w:rPr>
+        <w:t>•</w:t>
+      </w:r>
+      <w:r>
+        <w:rPr>
+          <w:sz w:val="22"/>
+          <w:szCs w:val="22"/>
+        </w:rPr>
+        <w:tab/>
+        <w:t>Retained only as long as necessary</w:t>
+      </w:r>
+    </w:p>
+    <w:p>
+      <w:pPr>
+        <w:pStyle w:val="BodyText"/>
+        <w:rPr>
+          <w:sz w:val="22"/>
+          <w:szCs w:val="22"/>
+        </w:rPr>
+      </w:pPr>
+    </w:p>
+    <w:p>
+      <w:pPr>
+        <w:pStyle w:val="BodyText"/>
+        <w:rPr>
+          <w:b/>
+          <w:bCs/>
+          <w:sz w:val="28"/>
+          <w:szCs w:val="28"/>
+        </w:rPr>
+      </w:pPr>
+      <w:r>
+        <w:rPr>
+          <w:b/>
+          <w:bCs/>
+          <w:sz w:val="28"/>
+          <w:szCs w:val="28"/>
+        </w:rPr>
+        <w:t>1.3</w:t>
+      </w:r>
+      <w:r>
+        <w:rPr>
+          <w:b/>
+          <w:bCs/>
+          <w:sz w:val="28"/>
+          <w:szCs w:val="28"/>
+        </w:rPr>
+        <w:tab/>
+        <w:t>Lawful Basis for Processing</w:t>
+      </w:r>
+    </w:p>
+    <w:p>
+      <w:pPr>
+        <w:pStyle w:val="BodyText"/>
+        <w:rPr>
+          <w:sz w:val="22"/>
+          <w:szCs w:val="22"/>
+        </w:rPr>
+      </w:pPr>
+      <w:r>
+        <w:rPr>
+          <w:sz w:val="22"/>
+          <w:szCs w:val="22"/>
+        </w:rPr>
+        <w:t>The company may process data under:</w:t>
+      </w:r>
+    </w:p>
+    <w:p>
+      <w:pPr>
+        <w:pStyle w:val="BodyText"/>
+        <w:rPr>
+          <w:sz w:val="22"/>
+          <w:szCs w:val="22"/>
+        </w:rPr>
+      </w:pPr>
+    </w:p>
+    <w:p>
+      <w:pPr>
+        <w:pStyle w:val="BodyText"/>
+        <w:rPr>
+          <w:sz w:val="22"/>
+          <w:szCs w:val="22"/>
+        </w:rPr>
+      </w:pPr>
+      <w:r>
+        <w:rPr>
+          <w:sz w:val="22"/>
+          <w:szCs w:val="22"/>
+        </w:rPr>
+        <w:t>•</w:t>
+      </w:r>
+      <w:r>
+        <w:rPr>
+          <w:sz w:val="22"/>
+          <w:szCs w:val="22"/>
+        </w:rPr>
+        <w:tab/>
+        <w:t>Consent</w:t>
+      </w:r>
+    </w:p>
+    <w:p>
+      <w:pPr>
+        <w:pStyle w:val="BodyText"/>
+        <w:rPr>
+          <w:sz w:val="22"/>
+          <w:szCs w:val="22"/>
+        </w:rPr>
+      </w:pPr>
+      <w:r>
+        <w:rPr>
+          <w:sz w:val="22"/>
+          <w:szCs w:val="22"/>
+        </w:rPr>
+        <w:t>•</w:t>
+      </w:r>
+      <w:r>
+        <w:rPr>
+          <w:sz w:val="22"/>
+          <w:szCs w:val="22"/>
+        </w:rPr>
+        <w:tab/>
+        <w:t>Contractual necessity</w:t>
+      </w:r>
+    </w:p>
+    <w:p>
+      <w:pPr>
+        <w:pStyle w:val="BodyText"/>
+        <w:rPr>
+          <w:sz w:val="22"/>
+          <w:szCs w:val="22"/>
+        </w:rPr>
+      </w:pPr>
+      <w:r>
+        <w:rPr>
+          <w:sz w:val="22"/>
+          <w:szCs w:val="22"/>
+        </w:rPr>
+        <w:t>•</w:t>
+      </w:r>
+      <w:r>
+        <w:rPr>
+          <w:sz w:val="22"/>
+          <w:szCs w:val="22"/>
+        </w:rPr>
+        <w:tab/>
+        <w:t>Legal obligation</w:t>
+      </w:r>
+    </w:p>
+    <w:p>
+      <w:pPr>
+        <w:pStyle w:val="BodyText"/>
+        <w:rPr>
+          <w:sz w:val="22"/>
+          <w:szCs w:val="22"/>
+        </w:rPr>
+      </w:pPr>
+      <w:r>
+        <w:rPr>
+          <w:sz w:val="22"/>
+          <w:szCs w:val="22"/>
+        </w:rPr>
+        <w:t>•</w:t>
+      </w:r>
+      <w:r>
+        <w:rPr>
+          <w:sz w:val="22"/>
+          <w:szCs w:val="22"/>
+        </w:rPr>
+        <w:tab/>
+        <w:t>Legitimate interests</w:t>
+      </w:r>
+    </w:p>
+    <w:p>
+      <w:pPr>
+        <w:pStyle w:val="BodyText"/>
+        <w:rPr>
+          <w:sz w:val="22"/>
+          <w:szCs w:val="22"/>
+        </w:rPr>
+      </w:pPr>
+    </w:p>
+    <w:p>
+      <w:pPr>
+        <w:pStyle w:val="BodyText"/>
+        <w:rPr>
+          <w:b/>
+          <w:bCs/>
+          <w:sz w:val="28"/>
+          <w:szCs w:val="28"/>
+        </w:rPr>
+      </w:pPr>
+      <w:r>
+        <w:rPr>
+          <w:b/>
+          <w:bCs/>
+          <w:sz w:val="28"/>
+          <w:szCs w:val="28"/>
+        </w:rPr>
+        <w:t>1.4</w:t>
+      </w:r>
+      <w:r>
+        <w:rPr>
+          <w:b/>
+          <w:bCs/>
+          <w:sz w:val="28"/>
+          <w:szCs w:val="28"/>
+        </w:rPr>
+        <w:tab/>
+        <w:t>Data Security</w:t>
+      </w:r>
+    </w:p>
+    <w:p>
+      <w:pPr>
+        <w:pStyle w:val="BodyText"/>
+        <w:rPr>
+          <w:sz w:val="22"/>
+          <w:szCs w:val="22"/>
+        </w:rPr>
+      </w:pPr>
+      <w:r>
+        <w:rPr>
+          <w:sz w:val="22"/>
+          <w:szCs w:val="22"/>
+        </w:rPr>
+        <w:t>The company will:</w:t>
+      </w:r>
+    </w:p>
+    <w:p>
+      <w:pPr>
+        <w:pStyle w:val="BodyText"/>
+        <w:rPr>
+          <w:sz w:val="22"/>
+          <w:szCs w:val="22"/>
+        </w:rPr>
+      </w:pPr>
+    </w:p>
+    <w:p>
+      <w:pPr>
+        <w:pStyle w:val="BodyText"/>
+        <w:rPr>
+          <w:sz w:val="22"/>
+          <w:szCs w:val="22"/>
+        </w:rPr>
+      </w:pPr>
+      <w:r>
+        <w:rPr>
+          <w:sz w:val="22"/>
+          <w:szCs w:val="22"/>
+        </w:rPr>
+        <w:lastRenderedPageBreak/>
+        <w:t>•</w:t>
+      </w:r>
+      <w:r>
+        <w:rPr>
+          <w:sz w:val="22"/>
+          <w:szCs w:val="22"/>
+        </w:rPr>
+        <w:tab/>
+        <w:t>Use password-protected systems</w:t>
+      </w:r>
+    </w:p>
+    <w:p>
+      <w:pPr>
+        <w:pStyle w:val="BodyText"/>
+        <w:rPr>
+          <w:sz w:val="22"/>
+          <w:szCs w:val="22"/>
+        </w:rPr>
+      </w:pPr>
+      <w:r>
+        <w:rPr>
+          <w:sz w:val="22"/>
+          <w:szCs w:val="22"/>
+        </w:rPr>
+        <w:t>•</w:t>
+      </w:r>
+      <w:r>
+        <w:rPr>
+          <w:sz w:val="22"/>
+          <w:szCs w:val="22"/>
+        </w:rPr>
+        <w:tab/>
+        <w:t xml:space="preserve">Restrict access to </w:t>
+      </w:r>
+      <w:r>
+        <w:rPr>
+          <w:sz w:val="22"/>
+          <w:szCs w:val="22"/>
+        </w:rPr>
+        <w:t>authorized</w:t>
+      </w:r>
+      <w:r>
+        <w:rPr>
+          <w:sz w:val="22"/>
+          <w:szCs w:val="22"/>
+        </w:rPr>
+        <w:t xml:space="preserve"> personnel</w:t>
+      </w:r>
+    </w:p>
+    <w:p>
+      <w:pPr>
+        <w:pStyle w:val="BodyText"/>
+        <w:rPr>
+          <w:sz w:val="22"/>
+          <w:szCs w:val="22"/>
+        </w:rPr>
+      </w:pPr>
+      <w:r>
+        <w:rPr>
+          <w:sz w:val="22"/>
+          <w:szCs w:val="22"/>
+        </w:rPr>
+        <w:t>•</w:t>
+      </w:r>
+      <w:r>
+        <w:rPr>
+          <w:sz w:val="22"/>
+          <w:szCs w:val="22"/>
+        </w:rPr>
+        <w:tab/>
+        <w:t>Store physical records securely</w:t>
+      </w:r>
+    </w:p>
+    <w:p>
+      <w:pPr>
+        <w:pStyle w:val="BodyText"/>
+        <w:rPr>
+          <w:sz w:val="22"/>
+          <w:szCs w:val="22"/>
+        </w:rPr>
+      </w:pPr>
+      <w:r>
+        <w:rPr>
+          <w:sz w:val="22"/>
+          <w:szCs w:val="22"/>
+        </w:rPr>
+        <w:t>•</w:t>
+      </w:r>
+      <w:r>
+        <w:rPr>
+          <w:sz w:val="22"/>
+          <w:szCs w:val="22"/>
+        </w:rPr>
+        <w:tab/>
+        <w:t>Maintain cybersecurity measures</w:t>
+      </w:r>
+    </w:p>
+    <w:p>
+      <w:pPr>
+        <w:pStyle w:val="BodyText"/>
+        <w:rPr>
+          <w:sz w:val="22"/>
+          <w:szCs w:val="22"/>
+        </w:rPr>
+      </w:pPr>
+    </w:p>
+    <w:p>
+      <w:pPr>
+        <w:pStyle w:val="BodyText"/>
+        <w:rPr>
+          <w:b/>
+          <w:bCs/>
+          <w:sz w:val="28"/>
+          <w:szCs w:val="28"/>
+        </w:rPr>
+      </w:pPr>
+      <w:r>
+        <w:rPr>
+          <w:b/>
+          <w:bCs/>
+          <w:sz w:val="28"/>
+          <w:szCs w:val="28"/>
+        </w:rPr>
+        <w:t>1.5</w:t>
+      </w:r>
+      <w:r>
+        <w:rPr>
+          <w:b/>
+          <w:bCs/>
+          <w:sz w:val="28"/>
+          <w:szCs w:val="28"/>
+        </w:rPr>
+        <w:tab/>
+        <w:t>Subject Rights</w:t>
+      </w:r>
+    </w:p>
+    <w:p>
+      <w:pPr>
+        <w:pStyle w:val="BodyText"/>
+        <w:rPr>
+          <w:sz w:val="22"/>
+          <w:szCs w:val="22"/>
+        </w:rPr>
+      </w:pPr>
+      <w:r>
+        <w:rPr>
+          <w:sz w:val="22"/>
+          <w:szCs w:val="22"/>
+        </w:rPr>
+        <w:t>Individuals have the right to:</w:t>
+      </w:r>
+    </w:p>
+    <w:p>
+      <w:pPr>
+        <w:pStyle w:val="BodyText"/>
+        <w:rPr>
+          <w:sz w:val="22"/>
+          <w:szCs w:val="22"/>
+        </w:rPr>
+      </w:pPr>
+    </w:p>
+    <w:p>
+      <w:pPr>
+        <w:pStyle w:val="BodyText"/>
+        <w:rPr>
+          <w:sz w:val="22"/>
+          <w:szCs w:val="22"/>
+        </w:rPr>
+      </w:pPr>
+      <w:r>
+        <w:rPr>
+          <w:sz w:val="22"/>
+          <w:szCs w:val="22"/>
+        </w:rPr>
+        <w:t>•</w:t>
+      </w:r>
+      <w:r>
+        <w:rPr>
+          <w:sz w:val="22"/>
+          <w:szCs w:val="22"/>
+        </w:rPr>
+        <w:tab/>
+        <w:t>Access their data</w:t>
+      </w:r>
+    </w:p>
+    <w:p>
+      <w:pPr>
+        <w:pStyle w:val="BodyText"/>
+        <w:rPr>
+          <w:sz w:val="22"/>
+          <w:szCs w:val="22"/>
+        </w:rPr>
+      </w:pPr>
+      <w:r>
+        <w:rPr>
+          <w:sz w:val="22"/>
+          <w:szCs w:val="22"/>
+        </w:rPr>
+        <w:t>•</w:t>
+      </w:r>
+      <w:r>
+        <w:rPr>
+          <w:sz w:val="22"/>
+          <w:szCs w:val="22"/>
+        </w:rPr>
+        <w:tab/>
+        <w:t>Request correction</w:t>
+      </w:r>
+    </w:p>
+    <w:p>
+      <w:pPr>
+        <w:pStyle w:val="BodyText"/>
+        <w:rPr>
+          <w:sz w:val="22"/>
+          <w:szCs w:val="22"/>
+        </w:rPr>
+      </w:pPr>
+      <w:r>
+        <w:rPr>
+          <w:sz w:val="22"/>
+          <w:szCs w:val="22"/>
+        </w:rPr>
+        <w:t>•</w:t>
+      </w:r>
+      <w:r>
+        <w:rPr>
+          <w:sz w:val="22"/>
+          <w:szCs w:val="22"/>
+        </w:rPr>
+        <w:tab/>
+        <w:t>Request deletion where applicable</w:t>
+      </w:r>
+    </w:p>
+    <w:p>
+      <w:pPr>
+        <w:pStyle w:val="BodyText"/>
+        <w:rPr>
+          <w:sz w:val="22"/>
+          <w:szCs w:val="22"/>
+        </w:rPr>
+      </w:pPr>
+      <w:r>
+        <w:rPr>
+          <w:sz w:val="22"/>
+          <w:szCs w:val="22"/>
+        </w:rPr>
+        <w:t>•</w:t>
+      </w:r>
+      <w:r>
+        <w:rPr>
+          <w:sz w:val="22"/>
+          <w:szCs w:val="22"/>
+        </w:rPr>
+        <w:tab/>
+        <w:t>Restrict processing</w:t>
+      </w:r>
+    </w:p>
+    <w:p>
+      <w:pPr>
+        <w:pStyle w:val="BodyText"/>
+        <w:rPr>
+          <w:sz w:val="22"/>
+          <w:szCs w:val="22"/>
+        </w:rPr>
+      </w:pPr>
+      <w:r>
+        <w:rPr>
+          <w:sz w:val="22"/>
+          <w:szCs w:val="22"/>
+        </w:rPr>
+        <w:t>•</w:t>
+      </w:r>
+      <w:r>
+        <w:rPr>
+          <w:sz w:val="22"/>
+          <w:szCs w:val="22"/>
+        </w:rPr>
+        <w:tab/>
+        <w:t>Object to processing</w:t>
+      </w:r>
+    </w:p>
+    <w:p>
+      <w:pPr>
+        <w:pStyle w:val="BodyText"/>
+        <w:rPr>
+          <w:sz w:val="22"/>
+          <w:szCs w:val="22"/>
+        </w:rPr>
+      </w:pPr>
+    </w:p>
+    <w:p>
+      <w:pPr>
+        <w:pStyle w:val="BodyText"/>
+        <w:rPr>
+          <w:b/>
+          <w:bCs/>
+          <w:sz w:val="28"/>
+          <w:szCs w:val="28"/>
+        </w:rPr>
+      </w:pPr>
+      <w:r>
+        <w:rPr>
+          <w:b/>
+          <w:bCs/>
+          <w:sz w:val="28"/>
+          <w:szCs w:val="28"/>
+        </w:rPr>
+        <w:t>1.6</w:t>
+      </w:r>
+      <w:r>
+        <w:rPr>
+          <w:b/>
+          <w:bCs/>
+          <w:sz w:val="28"/>
+          <w:szCs w:val="28"/>
+        </w:rPr>
+        <w:tab/>
+        <w:t>Data Breaches</w:t>
+      </w:r>
+    </w:p>
+    <w:p>
+      <w:pPr>
+        <w:pStyle w:val="BodyText"/>
+        <w:rPr>
+          <w:sz w:val="22"/>
+          <w:szCs w:val="22"/>
+        </w:rPr>
+      </w:pPr>
+      <w:r>
+        <w:rPr>
+          <w:sz w:val="22"/>
+          <w:szCs w:val="22"/>
+        </w:rPr>
+        <w:t>Any suspected data breach must be reported immediately.</w:t>
+      </w:r>
+    </w:p>
+    <w:p>
+      <w:pPr>
+        <w:pStyle w:val="BodyText"/>
+        <w:rPr>
+          <w:sz w:val="22"/>
+          <w:szCs w:val="22"/>
+        </w:rPr>
+      </w:pPr>
+    </w:p>
+    <w:p>
+      <w:pPr>
+        <w:pStyle w:val="BodyText"/>
+        <w:rPr>
+          <w:sz w:val="22"/>
+          <w:szCs w:val="22"/>
+        </w:rPr>
+      </w:pPr>
+      <w:r>
+        <w:rPr>
+          <w:sz w:val="22"/>
+          <w:szCs w:val="22"/>
+        </w:rPr>
+        <w:t>Where required, breaches will be reported to the Information Commissioner’s Office (ICO).</w:t>
+      </w:r>
+    </w:p>
+    <w:p>
+      <w:pPr>
+        <w:pStyle w:val="BodyText"/>
+        <w:rPr>
+          <w:sz w:val="22"/>
+          <w:szCs w:val="22"/>
+        </w:rPr>
+      </w:pPr>
+    </w:p>
+    <w:p>
+      <w:pPr>
+        <w:pStyle w:val="BodyText"/>
+        <w:rPr>
+          <w:b/>
+          <w:bCs/>
+          <w:sz w:val="28"/>
+          <w:szCs w:val="28"/>
+        </w:rPr>
+      </w:pPr>
+      <w:r>
+        <w:rPr>
+          <w:b/>
+          <w:bCs/>
+          <w:sz w:val="28"/>
+          <w:szCs w:val="28"/>
+        </w:rPr>
+        <w:t>1.7</w:t>
+      </w:r>
+      <w:r>
+        <w:rPr>
+          <w:b/>
+          <w:bCs/>
+          <w:sz w:val="28"/>
+          <w:szCs w:val="28"/>
+        </w:rPr>
+        <w:tab/>
+        <w:t>Retention</w:t>
+      </w:r>
+      <w:r>
+        <w:rPr>
+          <w:b/>
+          <w:bCs/>
+          <w:sz w:val="28"/>
+          <w:szCs w:val="28"/>
+        </w:rPr>
+        <w:t xml:space="preserve"> </w:t>
+      </w:r>
+    </w:p>
+    <w:p>
+      <w:pPr>
+        <w:pStyle w:val="BodyText"/>
+        <w:spacing w:before="301"/>
+      </w:pPr>
+      <w:r>
+        <w:rPr>
+          <w:sz w:val="22"/>
+          <w:szCs w:val="22"/>
+        </w:rPr>
+        <mc:AlternateContent>
+          <mc:Choice Requires="wps">
+            <w:drawing>
+              <wp:anchor distT="0" distB="0" distL="0" distR="0" simplePos="0" relativeHeight="251658240" behindDoc="0" locked="0" layoutInCell="1" allowOverlap="1" wp14:anchorId="5B3EBD57" wp14:editId="10F297D6">
+                <wp:simplePos x="0" y="0"/>
+                <wp:positionH relativeFrom="page">
+                  <wp:posOffset>990600</wp:posOffset>
+                </wp:positionH>
+                <wp:positionV relativeFrom="paragraph">
+                  <wp:posOffset>530415</wp:posOffset>
+                </wp:positionV>
+                <wp:extent cx="5579110" cy="9525"/>
+                <wp:effectExtent l="0" t="0" r="0" b="0"/>
+                <wp:wrapNone/>
+                <wp:docPr id="8" name="Graphic 8"/>
+                <wp:cNvGraphicFramePr>
+                  <a:graphicFrameLocks xmlns:a="http://schemas.openxmlformats.org/drawingml/2006/main"/>
+                </wp:cNvGraphicFramePr>
+                <a:graphic xmlns:a="http://schemas.openxmlformats.org/drawingml/2006/main">
+                  <a:graphicData uri="http://schemas.microsoft.com/office/word/2010/wordprocessingShape">
+                    <wps:wsp>
+                      <wps:cNvSpPr>
+                        <a:spLocks/>
+                      </wps:cNvSpPr>
+                      <wps:spPr>
+                        <a:xfrm>
+                          <a:off x="0" y="0"/>
+                          <a:ext cx="5579110" cy="9525"/>
+                        </a:xfrm>
+                        <a:custGeom>
+                          <a:avLst/>
+                          <a:gdLst/>
+                          <a:ahLst/>
+                          <a:cxnLst/>
+                          <a:rect l="l" t="t" r="r" b="b"/>
+                          <a:pathLst>
+                            <a:path w="5579110" h="9525">
+                              <a:moveTo>
+                                <a:pt x="5578800" y="9525"/>
+                              </a:moveTo>
+                              <a:lnTo>
+                                <a:pt x="0" y="9525"/>
+                              </a:lnTo>
+                              <a:lnTo>
+                                <a:pt x="0" y="0"/>
+                              </a:lnTo>
+                              <a:lnTo>
+                                <a:pt x="5578800" y="0"/>
+                              </a:lnTo>
+                              <a:lnTo>
+                                <a:pt x="5578800" y="9525"/>
+                              </a:lnTo>
+                              <a:close/>
+                            </a:path>
+                          </a:pathLst>
+                        </a:custGeom>
+                        <a:solidFill>
+                          <a:srgbClr val="BABABA"/>
+                        </a:solidFill>
+                      </wps:spPr>
+                      <wps:bodyPr wrap="square" lIns="0" tIns="0" rIns="0" bIns="0" rtlCol="0">
+                        <a:prstTxWarp prst="textNoShape">
+                          <a:avLst/>
+                        </a:prstTxWarp>
+                        <a:noAutofit/>
+                      </wps:bodyPr>
+                    </wps:wsp>
+                  </a:graphicData>
+                </a:graphic>
+              </wp:anchor>
+            </w:drawing>
+          </mc:Choice>
+          <mc:Fallback>
+            <w:pict>
+              <v:shape w14:anchorId="754E05D4" id="Graphic 8" o:spid="_x0000_s1026" style="position:absolute;margin-left:78pt;margin-top:41.75pt;width:439.3pt;height:.75pt;z-index:251658240;visibility:visible;mso-wrap-style:square;mso-wrap-distance-left:0;mso-wrap-distance-top:0;mso-wrap-distance-right:0;mso-wrap-distance-bottom:0;mso-position-horizontal:absolute;mso-position-horizontal-relative:page;mso-position-vertical:absolute;mso-position-vertical-relative:text;v-text-anchor:top" coordsize="5579110,9525" o:gfxdata="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" path="m5578800,9525l,9525,,,5578800,r,9525xe" fillcolor="#bababa" stroked="f">
+                <v:path arrowok="t"/>
+                <w10:wrap anchorx="page"/>
+              </v:shape>
+            </w:pict>
+          </mc:Fallback>
+        </mc:AlternateContent>
+      </w:r>
+      <w:r>
+        <w:rPr>
+          <w:sz w:val="22"/>
+          <w:szCs w:val="22"/>
+        </w:rPr>
+        <w:t>Records will be retained in accordance with legal and operational requirements.</w:t>
+      </w:r>
+    </w:p>
+    <w:p>
+      <w:pPr>
+        <w:pStyle w:val="BodyText"/>
+        <w:rPr>
+          <w:sz w:val="22"/>
+          <w:szCs w:val="22"/>
+        </w:rPr>
+      </w:pPr>
     </w:p>
     <w:sectPr>
       <w:type w:val="continuous"/>
       <w:pgSz w:w="12240" w:h="15840"/>
-      <w:pgMar w:top="1500" w:bottom="280" w:left="1440" w:right="1800"/>
+      <w:pgMar w:top="1500" w:right="1800" w:bottom="280" w:left="1440" w:header="720" w:footer="720" w:gutter="0"/>
+      <w:cols w:space="720"/>
     </w:sectPr>
   </w:body>
 </w:document>
 </file>
 
 <file path=word/styles.xml><?xml version="1.0" encoding="utf-8"?>
-<w:styles xmlns:r="http://schemas.openxmlformats.org/officeDocument/2006/relationships" xmlns:w="http://schemas.openxmlformats.org/wordprocessingml/2006/main">
+<w:styles xmlns:mc="http://schemas.openxmlformats.org/markup-compatibility/2006" xmlns:r="http://schemas.openxmlformats.org/officeDocument/2006/relationships" xmlns:w="http://schemas.openxmlformats.org/wordprocessingml/2006/main" xmlns:w14="http://schemas.microsoft.com/office/word/2010/wordml" xmlns:w15="http://schemas.microsoft.com/office/word/2012/wordml" xmlns:w16cex="http://schemas.microsoft.com/office/word/2018/wordml/cex" xmlns:w16cid="http://schemas.microsoft.com/office/word/2016/wordml/cid" xmlns:w16="http://schemas.microsoft.com/office/word/2018/wordml" xmlns:w16du="http://schemas.microsoft.com/office/word/2023/wordml/word16du" xmlns:w16sdtdh="http://schemas.microsoft.com/office/word/2020/wordml/sdtdatahash" xmlns:w16se="http://schemas.microsoft.com/office/word/2015/wordml/symex" mc:Ignorable="w14 w15 w16se w16cid w16 w16cex w16sdtdh w16du">
   <w:docDefaults>
     <w:rPrDefault>
       <w:rPr>
-        <w:rFonts w:cstheme="minorBidi" w:hAnsiTheme="minorHAnsi" w:eastAsiaTheme="minorHAnsi" w:asciiTheme="minorHAnsi"/>
+        <w:rFonts w:asciiTheme="minorHAnsi" w:eastAsiaTheme="minorHAnsi" w:hAnsiTheme="minorHAnsi" w:cstheme="minorBidi"/>
         <w:sz w:val="22"/>
         <w:szCs w:val="22"/>
-        <w:lang w:val="en-US" w:bidi="ar-SA" w:eastAsia="en-US"/>
+        <w:lang w:val="en-US" w:eastAsia="en-US" w:bidi="ar-SA"/>
       </w:rPr>
     </w:rPrDefault>
     <w:pPrDefault>
@@ -57,51 +1070,439 @@
         <w:widowControl w:val="0"/>
         <w:autoSpaceDE w:val="0"/>
         <w:autoSpaceDN w:val="0"/>
-        <w:spacing w:lineRule="auto" w:line="240" w:before="0" w:after="0"/>
-        <w:ind w:left="0" w:right="0"/>
-        <w:jc w:val="left"/>
       </w:pPr>
     </w:pPrDefault>
   </w:docDefaults>
-  <w:style w:styleId="DefaultParagraphFont" w:default="1" w:type="character">
+  <w:latentStyles w:defLockedState="0" w:defUIPriority="99" w:defSemiHidden="0" w:defUnhideWhenUsed="0" w:defQFormat="0" w:count="376">
+    <w:lsdException w:name="Normal" w:uiPriority="0" w:qFormat="1"/>
+    <w:lsdException w:name="heading 1" w:uiPriority="9" w:qFormat="1"/>
+    <w:lsdException w:name="heading 2" w:semiHidden="1" w:uiPriority="9" w:unhideWhenUsed="1" w:qFormat="1"/>
+    <w:lsdException w:name="heading 3" w:semiHidden="1" w:uiPriority="9" w:unhideWhenUsed="1" w:qFormat="1"/>
+    <w:lsdException w:name="heading 4" w:semiHidden="1" w:uiPriority="9" w:unhideWhenUsed="1" w:qFormat="1"/>
+    <w:lsdException w:name="heading 5" w:semiHidden="1" w:uiPriority="9" w:unhideWhenUsed="1" w:qFormat="1"/>
+    <w:lsdException w:name="heading 6" w:semiHidden="1" w:uiPriority="9" w:unhideWhenUsed="1" w:qFormat="1"/>
+    <w:lsdException w:name="heading 7" w:semiHidden="1" w:uiPriority="9" w:unhideWhenUsed="1" w:qFormat="1"/>
+    <w:lsdException w:name="heading 8" w:semiHidden="1" w:uiPriority="9" w:unhideWhenUsed="1" w:qFormat="1"/>
+    <w:lsdException w:name="heading 9" w:semiHidden="1" w:uiPriority="9" w:unhideWhenUsed="1" w:qFormat="1"/>
+    <w:lsdException w:name="index 1" w:semiHidden="1" w:unhideWhenUsed="1"/>
+    <w:lsdException w:name="index 2" w:semiHidden="1" w:unhideWhenUsed="1"/>
+    <w:lsdException w:name="index 3" w:semiHidden="1" w:unhideWhenUsed="1"/>
+    <w:lsdException w:name="index 4" w:semiHidden="1" w:unhideWhenUsed="1"/>
+    <w:lsdException w:name="index 5" w:semiHidden="1" w:unhideWhenUsed="1"/>
+    <w:lsdException w:name="index 6" w:semiHidden="1" w:unhideWhenUsed="1"/>
+    <w:lsdException w:name="index 7" w:semiHidden="1" w:unhideWhenUsed="1"/>
+    <w:lsdException w:name="index 8" w:semiHidden="1" w:unhideWhenUsed="1"/>
+    <w:lsdException w:name="index 9" w:semiHidden="1" w:unhideWhenUsed="1"/>
+    <w:lsdException w:name="toc 1" w:semiHidden="1" w:uiPriority="39" w:unhideWhenUsed="1"/>
+    <w:lsdException w:name="toc 2" w:semiHidden="1" w:uiPriority="39" w:unhideWhenUsed="1"/>
+    <w:lsdException w:name="toc 3" w:semiHidden="1" w:uiPriority="39" w:unhideWhenUsed="1"/>
+    <w:lsdException w:name="toc 4" w:semiHidden="1" w:uiPriority="39" w:unhideWhenUsed="1"/>
+    <w:lsdException w:name="toc 5" w:semiHidden="1" w:uiPriority="39" w:unhideWhenUsed="1"/>
+    <w:lsdException w:name="toc 6" w:semiHidden="1" w:uiPriority="39" w:unhideWhenUsed="1"/>
+    <w:lsdException w:name="toc 7" w:semiHidden="1" w:uiPriority="39" w:unhideWhenUsed="1"/>
+    <w:lsdException w:name="toc 8" w:semiHidden="1" w:uiPriority="39" w:unhideWhenUsed="1"/>
+    <w:lsdException w:name="toc 9" w:semiHidden="1" w:uiPriority="39" w:unhideWhenUsed="1"/>
+    <w:lsdException w:name="Normal Indent" w:semiHidden="1" w:unhideWhenUsed="1"/>
+    <w:lsdException w:name="footnote text" w:semiHidden="1" w:unhideWhenUsed="1"/>
+    <w:lsdException w:name="annotation text" w:semiHidden="1" w:unhideWhenUsed="1"/>
+    <w:lsdException w:name="header" w:semiHidden="1" w:unhideWhenUsed="1"/>
+    <w:lsdException w:name="footer" w:semiHidden="1" w:unhideWhenUsed="1"/>
+    <w:lsdException w:name="index heading" w:semiHidden="1" w:unhideWhenUsed="1"/>
+    <w:lsdException w:name="caption" w:semiHidden="1" w:uiPriority="35" w:unhideWhenUsed="1" w:qFormat="1"/>
+    <w:lsdException w:name="table of figures" w:semiHidden="1" w:unhideWhenUsed="1"/>
+    <w:lsdException w:name="envelope address" w:semiHidden="1" w:unhideWhenUsed="1"/>
+    <w:lsdException w:name="envelope return" w:semiHidden="1" w:unhideWhenUsed="1"/>
+    <w:lsdException w:name="footnote reference" w:semiHidden="1" w:unhideWhenUsed="1"/>
+    <w:lsdException w:name="annotation reference" w:semiHidden="1" w:unhideWhenUsed="1"/>
+    <w:lsdException w:name="line number" w:semiHidden="1" w:unhideWhenUsed="1"/>
+    <w:lsdException w:name="page number" w:semiHidden="1" w:unhideWhenUsed="1"/>
+    <w:lsdException w:name="endnote reference" w:semiHidden="1" w:unhideWhenUsed="1"/>
+    <w:lsdException w:name="endnote text" w:semiHidden="1" w:unhideWhenUsed="1"/>
+    <w:lsdException w:name="table of authorities" w:semiHidden="1" w:unhideWhenUsed="1"/>
+    <w:lsdException w:name="macro" w:semiHidden="1" w:unhideWhenUsed="1"/>
+    <w:lsdException w:name="toa heading" w:semiHidden="1" w:unhideWhenUsed="1"/>
+    <w:lsdException w:name="List" w:semiHidden="1" w:unhideWhenUsed="1"/>
+    <w:lsdException w:name="List Bullet" w:semiHidden="1" w:unhideWhenUsed="1"/>
+    <w:lsdException w:name="List Number" w:semiHidden="1" w:unhideWhenUsed="1"/>
+    <w:lsdException w:name="List 2" w:semiHidden="1" w:unhideWhenUsed="1"/>
+    <w:lsdException w:name="List 3" w:semiHidden="1" w:unhideWhenUsed="1"/>
+    <w:lsdException w:name="List 4" w:semiHidden="1" w:unhideWhenUsed="1"/>
+    <w:lsdException w:name="List 5" w:semiHidden="1" w:unhideWhenUsed="1"/>
+    <w:lsdException w:name="List Bullet 2" w:semiHidden="1" w:unhideWhenUsed="1"/>
+    <w:lsdException w:name="List Bullet 3" w:semiHidden="1" w:unhideWhenUsed="1"/>
+    <w:lsdException w:name="List Bullet 4" w:semiHidden="1" w:unhideWhenUsed="1"/>
+    <w:lsdException w:name="List Bullet 5" w:semiHidden="1" w:unhideWhenUsed="1"/>
+    <w:lsdException w:name="List Number 2" w:semiHidden="1" w:unhideWhenUsed="1"/>
+    <w:lsdException w:name="List Number 3" w:semiHidden="1" w:unhideWhenUsed="1"/>
+    <w:lsdException w:name="List Number 4" w:semiHidden="1" w:unhideWhenUsed="1"/>
+    <w:lsdException w:name="List Number 5" w:semiHidden="1" w:unhideWhenUsed="1"/>
+    <w:lsdException w:name="Title" w:uiPriority="10" w:qFormat="1"/>
+    <w:lsdException w:name="Closing" w:semiHidden="1" w:unhideWhenUsed="1"/>
+    <w:lsdException w:name="Signature" w:semiHidden="1" w:unhideWhenUsed="1"/>
+    <w:lsdException w:name="Default Paragraph Font" w:semiHidden="1" w:uiPriority="1" w:unhideWhenUsed="1"/>
+    <w:lsdException w:name="Body Text" w:semiHidden="1" w:unhideWhenUsed="1"/>
+    <w:lsdException w:name="Body Text Indent" w:semiHidden="1" w:unhideWhenUsed="1"/>
+    <w:lsdException w:name="List Continue" w:semiHidden="1" w:unhideWhenUsed="1"/>
+    <w:lsdException w:name="List Continue 2" w:semiHidden="1" w:unhideWhenUsed="1"/>
+    <w:lsdException w:name="List Continue 3" w:semiHidden="1" w:unhideWhenUsed="1"/>
+    <w:lsdException w:name="List Continue 4" w:semiHidden="1" w:unhideWhenUsed="1"/>
+    <w:lsdException w:name="List Continue 5" w:semiHidden="1" w:unhideWhenUsed="1"/>
+    <w:lsdException w:name="Message Header" w:semiHidden="1" w:unhideWhenUsed="1"/>
+    <w:lsdException w:name="Subtitle" w:uiPriority="11" w:qFormat="1"/>
+    <w:lsdException w:name="Salutation" w:semiHidden="1" w:unhideWhenUsed="1"/>
+    <w:lsdException w:name="Date" w:semiHidden="1" w:unhideWhenUsed="1"/>
+    <w:lsdException w:name="Body Text First Indent" w:semiHidden="1" w:unhideWhenUsed="1"/>
+    <w:lsdException w:name="Body Text First Indent 2" w:semiHidden="1" w:unhideWhenUsed="1"/>
+    <w:lsdException w:name="Note Heading" w:semiHidden="1" w:unhideWhenUsed="1"/>
+    <w:lsdException w:name="Body Text 2" w:semiHidden="1" w:unhideWhenUsed="1"/>
+    <w:lsdException w:name="Body Text 3" w:semiHidden="1" w:unhideWhenUsed="1"/>
+    <w:lsdException w:name="Body Text Indent 2" w:semiHidden="1" w:unhideWhenUsed="1"/>
+    <w:lsdException w:name="Body Text Indent 3" w:semiHidden="1" w:unhideWhenUsed="1"/>
+    <w:lsdException w:name="Block Text" w:semiHidden="1" w:unhideWhenUsed="1"/>
+    <w:lsdException w:name="Hyperlink" w:semiHidden="1" w:unhideWhenUsed="1"/>
+    <w:lsdException w:name="FollowedHyperlink" w:semiHidden="1" w:unhideWhenUsed="1"/>
+    <w:lsdException w:name="Strong" w:uiPriority="22" w:qFormat="1"/>
+    <w:lsdException w:name="Emphasis" w:uiPriority="20" w:qFormat="1"/>
+    <w:lsdException w:name="Document Map" w:semiHidden="1" w:unhideWhenUsed="1"/>
+    <w:lsdException w:name="Plain Text" w:semiHidden="1" w:unhideWhenUsed="1"/>
+    <w:lsdException w:name="E-mail Signature" w:semiHidden="1" w:unhideWhenUsed="1"/>
+    <w:lsdException w:name="HTML Top of Form" w:semiHidden="1" w:unhideWhenUsed="1"/>
+    <w:lsdException w:name="HTML Bottom of Form" w:semiHidden="1" w:unhideWhenUsed="1"/>
+    <w:lsdException w:name="Normal (Web)" w:semiHidden="1" w:unhideWhenUsed="1"/>
+    <w:lsdException w:name="HTML Acronym" w:semiHidden="1" w:unhideWhenUsed="1"/>
+    <w:lsdException w:name="HTML Address" w:semiHidden="1" w:unhideWhenUsed="1"/>
+    <w:lsdException w:name="HTML Cite" w:semiHidden="1" w:unhideWhenUsed="1"/>
+    <w:lsdException w:name="HTML Code" w:semiHidden="1" w:unhideWhenUsed="1"/>
+    <w:lsdException w:name="HTML Definition" w:semiHidden="1" w:unhideWhenUsed="1"/>
+    <w:lsdException w:name="HTML Keyboard" w:semiHidden="1" w:unhideWhenUsed="1"/>
+    <w:lsdException w:name="HTML Preformatted" w:semiHidden="1" w:unhideWhenUsed="1"/>
+    <w:lsdException w:name="HTML Sample" w:semiHidden="1" w:unhideWhenUsed="1"/>
+    <w:lsdException w:name="HTML Typewriter" w:semiHidden="1" w:unhideWhenUsed="1"/>
+    <w:lsdException w:name="HTML Variable" w:semiHidden="1" w:unhideWhenUsed="1"/>
+    <w:lsdException w:name="Normal Table" w:semiHidden="1" w:unhideWhenUsed="1"/>
+    <w:lsdException w:name="annotation subject" w:semiHidden="1" w:unhideWhenUsed="1"/>
+    <w:lsdException w:name="No List" w:semiHidden="1" w:unhideWhenUsed="1"/>
+    <w:lsdException w:name="Outline List 1" w:semiHidden="1" w:unhideWhenUsed="1"/>
+    <w:lsdException w:name="Outline List 2" w:semiHidden="1" w:unhideWhenUsed="1"/>
+    <w:lsdException w:name="Outline List 3" w:semiHidden="1" w:unhideWhenUsed="1"/>
+    <w:lsdException w:name="Table Simple 1" w:semiHidden="1" w:unhideWhenUsed="1"/>
+    <w:lsdException w:name="Table Simple 2" w:semiHidden="1" w:unhideWhenUsed="1"/>
+    <w:lsdException w:name="Table Simple 3" w:semiHidden="1" w:unhideWhenUsed="1"/>
+    <w:lsdException w:name="Table Classic 1" w:semiHidden="1" w:unhideWhenUsed="1"/>
+    <w:lsdException w:name="Table Classic 2" w:semiHidden="1" w:unhideWhenUsed="1"/>
+    <w:lsdException w:name="Table Classic 3" w:semiHidden="1" w:unhideWhenUsed="1"/>
+    <w:lsdException w:name="Table Classic 4" w:semiHidden="1" w:unhideWhenUsed="1"/>
+    <w:lsdException w:name="Table Colorful 1" w:semiHidden="1" w:unhideWhenUsed="1"/>
+    <w:lsdException w:name="Table Colorful 2" w:semiHidden="1" w:unhideWhenUsed="1"/>
+    <w:lsdException w:name="Table Colorful 3" w:semiHidden="1" w:unhideWhenUsed="1"/>
+    <w:lsdException w:name="Table Columns 1" w:semiHidden="1" w:unhideWhenUsed="1"/>
+    <w:lsdException w:name="Table Columns 2" w:semiHidden="1" w:unhideWhenUsed="1"/>
+    <w:lsdException w:name="Table Columns 3" w:semiHidden="1" w:unhideWhenUsed="1"/>
+    <w:lsdException w:name="Table Columns 4" w:semiHidden="1" w:unhideWhenUsed="1"/>
+    <w:lsdException w:name="Table Columns 5" w:semiHidden="1" w:unhideWhenUsed="1"/>
+    <w:lsdException w:name="Table Grid 1" w:semiHidden="1" w:unhideWhenUsed="1"/>
+    <w:lsdException w:name="Table Grid 2" w:semiHidden="1" w:unhideWhenUsed="1"/>
+    <w:lsdException w:name="Table Grid 3" w:semiHidden="1" w:unhideWhenUsed="1"/>
+    <w:lsdException w:name="Table Grid 4" w:semiHidden="1" w:unhideWhenUsed="1"/>
+    <w:lsdException w:name="Table Grid 5" w:semiHidden="1" w:unhideWhenUsed="1"/>
+    <w:lsdException w:name="Table Grid 6" w:semiHidden="1" w:unhideWhenUsed="1"/>
+    <w:lsdException w:name="Table Grid 7" w:semiHidden="1" w:unhideWhenUsed="1"/>
+    <w:lsdException w:name="Table Grid 8" w:semiHidden="1" w:unhideWhenUsed="1"/>
+    <w:lsdException w:name="Table List 1" w:semiHidden="1" w:unhideWhenUsed="1"/>
+    <w:lsdException w:name="Table List 2" w:semiHidden="1" w:unhideWhenUsed="1"/>
+    <w:lsdException w:name="Table List 3" w:semiHidden="1" w:unhideWhenUsed="1"/>
+    <w:lsdException w:name="Table List 4" w:semiHidden="1" w:unhideWhenUsed="1"/>
+    <w:lsdException w:name="Table List 5" w:semiHidden="1" w:unhideWhenUsed="1"/>
+    <w:lsdException w:name="Table List 6" w:semiHidden="1" w:unhideWhenUsed="1"/>
+    <w:lsdException w:name="Table List 7" w:semiHidden="1" w:unhideWhenUsed="1"/>
+    <w:lsdException w:name="Table List 8" w:semiHidden="1" w:unhideWhenUsed="1"/>
+    <w:lsdException w:name="Table 3D effects 1" w:semiHidden="1" w:unhideWhenUsed="1"/>
+    <w:lsdException w:name="Table 3D effects 2" w:semiHidden="1" w:unhideWhenUsed="1"/>
+    <w:lsdException w:name="Table 3D effects 3" w:semiHidden="1" w:unhideWhenUsed="1"/>
+    <w:lsdException w:name="Table Contemporary" w:semiHidden="1" w:unhideWhenUsed="1"/>
+    <w:lsdException w:name="Table Elegant" w:semiHidden="1" w:unhideWhenUsed="1"/>
+    <w:lsdException w:name="Table Professional" w:semiHidden="1" w:unhideWhenUsed="1"/>
+    <w:lsdException w:name="Table Subtle 1" w:semiHidden="1" w:unhideWhenUsed="1"/>
+    <w:lsdException w:name="Table Subtle 2" w:semiHidden="1" w:unhideWhenUsed="1"/>
+    <w:lsdException w:name="Table Web 1" w:semiHidden="1" w:unhideWhenUsed="1"/>
+    <w:lsdException w:name="Table Web 2" w:semiHidden="1" w:unhideWhenUsed="1"/>
+    <w:lsdException w:name="Table Web 3" w:semiHidden="1" w:unhideWhenUsed="1"/>
+    <w:lsdException w:name="Balloon Text" w:semiHidden="1" w:unhideWhenUsed="1"/>
+    <w:lsdException w:name="Table Grid" w:uiPriority="39"/>
+    <w:lsdException w:name="Table Theme" w:semiHidden="1" w:unhideWhenUsed="1"/>
+    <w:lsdException w:name="Placeholder Text" w:semiHidden="1"/>
+    <w:lsdException w:name="No Spacing" w:uiPriority="1" w:qFormat="1"/>
+    <w:lsdException w:name="Light Shading" w:uiPriority="60"/>
+    <w:lsdException w:name="Light List" w:uiPriority="61"/>
+    <w:lsdException w:name="Light Grid" w:uiPriority="62"/>
+    <w:lsdException w:name="Medium Shading 1" w:uiPriority="63"/>
+    <w:lsdException w:name="Medium Shading 2" w:uiPriority="64"/>
+    <w:lsdException w:name="Medium List 1" w:uiPriority="65"/>
+    <w:lsdException w:name="Medium List 2" w:uiPriority="66"/>
+    <w:lsdException w:name="Medium Grid 1" w:uiPriority="67"/>
+    <w:lsdException w:name="Medium Grid 2" w:uiPriority="68"/>
+    <w:lsdException w:name="Medium Grid 3" w:uiPriority="69"/>
+    <w:lsdException w:name="Dark List" w:uiPriority="70"/>
+    <w:lsdException w:name="Colorful Shading" w:uiPriority="71"/>
+    <w:lsdException w:name="Colorful List" w:uiPriority="72"/>
+    <w:lsdException w:name="Colorful Grid" w:uiPriority="73"/>
+    <w:lsdException w:name="Light Shading Accent 1" w:uiPriority="60"/>
+    <w:lsdException w:name="Light List Accent 1" w:uiPriority="61"/>
+    <w:lsdException w:name="Light Grid Accent 1" w:uiPriority="62"/>
+    <w:lsdException w:name="Medium Shading 1 Accent 1" w:uiPriority="63"/>
+    <w:lsdException w:name="Medium Shading 2 Accent 1" w:uiPriority="64"/>
+    <w:lsdException w:name="Medium List 1 Accent 1" w:uiPriority="65"/>
+    <w:lsdException w:name="Revision" w:semiHidden="1"/>
+    <w:lsdException w:name="List Paragraph" w:uiPriority="34" w:qFormat="1"/>
+    <w:lsdException w:name="Quote" w:uiPriority="29" w:qFormat="1"/>
+    <w:lsdException w:name="Intense Quote" w:uiPriority="30" w:qFormat="1"/>
+    <w:lsdException w:name="Medium List 2 Accent 1" w:uiPriority="66"/>
+    <w:lsdException w:name="Medium Grid 1 Accent 1" w:uiPriority="67"/>
+    <w:lsdException w:name="Medium Grid 2 Accent 1" w:uiPriority="68"/>
+    <w:lsdException w:name="Medium Grid 3 Accent 1" w:uiPriority="69"/>
+    <w:lsdException w:name="Dark List Accent 1" w:uiPriority="70"/>
+    <w:lsdException w:name="Colorful Shading Accent 1" w:uiPriority="71"/>
+    <w:lsdException w:name="Colorful List Accent 1" w:uiPriority="72"/>
+    <w:lsdException w:name="Colorful Grid Accent 1" w:uiPriority="73"/>
+    <w:lsdException w:name="Light Shading Accent 2" w:uiPriority="60"/>
+    <w:lsdException w:name="Light List Accent 2" w:uiPriority="61"/>
+    <w:lsdException w:name="Light Grid Accent 2" w:uiPriority="62"/>
+    <w:lsdException w:name="Medium Shading 1 Accent 2" w:uiPriority="63"/>
+    <w:lsdException w:name="Medium Shading 2 Accent 2" w:uiPriority="64"/>
+    <w:lsdException w:name="Medium List 1 Accent 2" w:uiPriority="65"/>
+    <w:lsdException w:name="Medium List 2 Accent 2" w:uiPriority="66"/>
+    <w:lsdException w:name="Medium Grid 1 Accent 2" w:uiPriority="67"/>
+    <w:lsdException w:name="Medium Grid 2 Accent 2" w:uiPriority="68"/>
+    <w:lsdException w:name="Medium Grid 3 Accent 2" w:uiPriority="69"/>
+    <w:lsdException w:name="Dark List Accent 2" w:uiPriority="70"/>
+    <w:lsdException w:name="Colorful Shading Accent 2" w:uiPriority="71"/>
+    <w:lsdException w:name="Colorful List Accent 2" w:uiPriority="72"/>
+    <w:lsdException w:name="Colorful Grid Accent 2" w:uiPriority="73"/>
+    <w:lsdException w:name="Light Shading Accent 3" w:uiPriority="60"/>
+    <w:lsdException w:name="Light List Accent 3" w:uiPriority="61"/>
+    <w:lsdException w:name="Light Grid Accent 3" w:uiPriority="62"/>
+    <w:lsdException w:name="Medium Shading 1 Accent 3" w:uiPriority="63"/>
+    <w:lsdException w:name="Medium Shading 2 Accent 3" w:uiPriority="64"/>
+    <w:lsdException w:name="Medium List 1 Accent 3" w:uiPriority="65"/>
+    <w:lsdException w:name="Medium List 2 Accent 3" w:uiPriority="66"/>
+    <w:lsdException w:name="Medium Grid 1 Accent 3" w:uiPriority="67"/>
+    <w:lsdException w:name="Medium Grid 2 Accent 3" w:uiPriority="68"/>
+    <w:lsdException w:name="Medium Grid 3 Accent 3" w:uiPriority="69"/>
+    <w:lsdException w:name="Dark List Accent 3" w:uiPriority="70"/>
+    <w:lsdException w:name="Colorful Shading Accent 3" w:uiPriority="71"/>
+    <w:lsdException w:name="Colorful List Accent 3" w:uiPriority="72"/>
+    <w:lsdException w:name="Colorful Grid Accent 3" w:uiPriority="73"/>
+    <w:lsdException w:name="Light Shading Accent 4" w:uiPriority="60"/>
+    <w:lsdException w:name="Light List Accent 4" w:uiPriority="61"/>
+    <w:lsdException w:name="Light Grid Accent 4" w:uiPriority="62"/>
+    <w:lsdException w:name="Medium Shading 1 Accent 4" w:uiPriority="63"/>
+    <w:lsdException w:name="Medium Shading 2 Accent 4" w:uiPriority="64"/>
+    <w:lsdException w:name="Medium List 1 Accent 4" w:uiPriority="65"/>
+    <w:lsdException w:name="Medium List 2 Accent 4" w:uiPriority="66"/>
+    <w:lsdException w:name="Medium Grid 1 Accent 4" w:uiPriority="67"/>
+    <w:lsdException w:name="Medium Grid 2 Accent 4" w:uiPriority="68"/>
+    <w:lsdException w:name="Medium Grid 3 Accent 4" w:uiPriority="69"/>
+    <w:lsdException w:name="Dark List Accent 4" w:uiPriority="70"/>
+    <w:lsdException w:name="Colorful Shading Accent 4" w:uiPriority="71"/>
+    <w:lsdException w:name="Colorful List Accent 4" w:uiPriority="72"/>
+    <w:lsdException w:name="Colorful Grid Accent 4" w:uiPriority="73"/>
+    <w:lsdException w:name="Light Shading Accent 5" w:uiPriority="60"/>
+    <w:lsdException w:name="Light List Accent 5" w:uiPriority="61"/>
+    <w:lsdException w:name="Light Grid Accent 5" w:uiPriority="62"/>
+    <w:lsdException w:name="Medium Shading 1 Accent 5" w:uiPriority="63"/>
+    <w:lsdException w:name="Medium Shading 2 Accent 5" w:uiPriority="64"/>
+    <w:lsdException w:name="Medium List 1 Accent 5" w:uiPriority="65"/>
+    <w:lsdException w:name="Medium List 2 Accent 5" w:uiPriority="66"/>
+    <w:lsdException w:name="Medium Grid 1 Accent 5" w:uiPriority="67"/>
+    <w:lsdException w:name="Medium Grid 2 Accent 5" w:uiPriority="68"/>
+    <w:lsdException w:name="Medium Grid 3 Accent 5" w:uiPriority="69"/>
+    <w:lsdException w:name="Dark List Accent 5" w:uiPriority="70"/>
+    <w:lsdException w:name="Colorful Shading Accent 5" w:uiPriority="71"/>
+    <w:lsdException w:name="Colorful List Accent 5" w:uiPriority="72"/>
+    <w:lsdException w:name="Colorful Grid Accent 5" w:uiPriority="73"/>
+    <w:lsdException w:name="Light Shading Accent 6" w:uiPriority="60"/>
+    <w:lsdException w:name="Light List Accent 6" w:uiPriority="61"/>
+    <w:lsdException w:name="Light Grid Accent 6" w:uiPriority="62"/>
+    <w:lsdException w:name="Medium Shading 1 Accent 6" w:uiPriority="63"/>
+    <w:lsdException w:name="Medium Shading 2 Accent 6" w:uiPriority="64"/>
+    <w:lsdException w:name="Medium List 1 Accent 6" w:uiPriority="65"/>
+    <w:lsdException w:name="Medium List 2 Accent 6" w:uiPriority="66"/>
+    <w:lsdException w:name="Medium Grid 1 Accent 6" w:uiPriority="67"/>
+    <w:lsdException w:name="Medium Grid 2 Accent 6" w:uiPriority="68"/>
+    <w:lsdException w:name="Medium Grid 3 Accent 6" w:uiPriority="69"/>
+    <w:lsdException w:name="Dark List Accent 6" w:uiPriority="70"/>
+    <w:lsdException w:name="Colorful Shading Accent 6" w:uiPriority="71"/>
+    <w:lsdException w:name="Colorful List Accent 6" w:uiPriority="72"/>
+    <w:lsdException w:name="Colorful Grid Accent 6" w:uiPriority="73"/>
+    <w:lsdException w:name="Subtle Emphasis" w:uiPriority="19" w:qFormat="1"/>
+    <w:lsdException w:name="Intense Emphasis" w:uiPriority="21" w:qFormat="1"/>
+    <w:lsdException w:name="Subtle Reference" w:uiPriority="31" w:qFormat="1"/>
+    <w:lsdException w:name="Intense Reference" w:uiPriority="32" w:qFormat="1"/>
+    <w:lsdException w:name="Book Title" w:uiPriority="33" w:qFormat="1"/>
+    <w:lsdException w:name="Bibliography" w:semiHidden="1" w:uiPriority="37" w:unhideWhenUsed="1"/>
+    <w:lsdException w:name="TOC Heading" w:semiHidden="1" w:uiPriority="39" w:unhideWhenUsed="1" w:qFormat="1"/>
+    <w:lsdException w:name="Plain Table 1" w:uiPriority="41"/>
+    <w:lsdException w:name="Plain Table 2" w:uiPriority="42"/>
+    <w:lsdException w:name="Plain Table 3" w:uiPriority="43"/>
+    <w:lsdException w:name="Plain Table 4" w:uiPriority="44"/>
+    <w:lsdException w:name="Plain Table 5" w:uiPriority="45"/>
+    <w:lsdException w:name="Grid Table Light" w:uiPriority="40"/>
+    <w:lsdException w:name="Grid Table 1 Light" w:uiPriority="46"/>
+    <w:lsdException w:name="Grid Table 2" w:uiPriority="47"/>
+    <w:lsdException w:name="Grid Table 3" w:uiPriority="48"/>
+    <w:lsdException w:name="Grid Table 4" w:uiPriority="49"/>
+    <w:lsdException w:name="Grid Table 5 Dark" w:uiPriority="50"/>
+    <w:lsdException w:name="Grid Table 6 Colorful" w:uiPriority="51"/>
+    <w:lsdException w:name="Grid Table 7 Colorful" w:uiPriority="52"/>
+    <w:lsdException w:name="Grid Table 1 Light Accent 1" w:uiPriority="46"/>
+    <w:lsdException w:name="Grid Table 2 Accent 1" w:uiPriority="47"/>
+    <w:lsdException w:name="Grid Table 3 Accent 1" w:uiPriority="48"/>
+    <w:lsdException w:name="Grid Table 4 Accent 1" w:uiPriority="49"/>
+    <w:lsdException w:name="Grid Table 5 Dark Accent 1" w:uiPriority="50"/>
+    <w:lsdException w:name="Grid Table 6 Colorful Accent 1" w:uiPriority="51"/>
+    <w:lsdException w:name="Grid Table 7 Colorful Accent 1" w:uiPriority="52"/>
+    <w:lsdException w:name="Grid Table 1 Light Accent 2" w:uiPriority="46"/>
+    <w:lsdException w:name="Grid Table 2 Accent 2" w:uiPriority="47"/>
+    <w:lsdException w:name="Grid Table 3 Accent 2" w:uiPriority="48"/>
+    <w:lsdException w:name="Grid Table 4 Accent 2" w:uiPriority="49"/>
+    <w:lsdException w:name="Grid Table 5 Dark Accent 2" w:uiPriority="50"/>
+    <w:lsdException w:name="Grid Table 6 Colorful Accent 2" w:uiPriority="51"/>
+    <w:lsdException w:name="Grid Table 7 Colorful Accent 2" w:uiPriority="52"/>
+    <w:lsdException w:name="Grid Table 1 Light Accent 3" w:uiPriority="46"/>
+    <w:lsdException w:name="Grid Table 2 Accent 3" w:uiPriority="47"/>
+    <w:lsdException w:name="Grid Table 3 Accent 3" w:uiPriority="48"/>
+    <w:lsdException w:name="Grid Table 4 Accent 3" w:uiPriority="49"/>
+    <w:lsdException w:name="Grid Table 5 Dark Accent 3" w:uiPriority="50"/>
+    <w:lsdException w:name="Grid Table 6 Colorful Accent 3" w:uiPriority="51"/>
+    <w:lsdException w:name="Grid Table 7 Colorful Accent 3" w:uiPriority="52"/>
+    <w:lsdException w:name="Grid Table 1 Light Accent 4" w:uiPriority="46"/>
+    <w:lsdException w:name="Grid Table 2 Accent 4" w:uiPriority="47"/>
+    <w:lsdException w:name="Grid Table 3 Accent 4" w:uiPriority="48"/>
+    <w:lsdException w:name="Grid Table 4 Accent 4" w:uiPriority="49"/>
+    <w:lsdException w:name="Grid Table 5 Dark Accent 4" w:uiPriority="50"/>
+    <w:lsdException w:name="Grid Table 6 Colorful Accent 4" w:uiPriority="51"/>
+    <w:lsdException w:name="Grid Table 7 Colorful Accent 4" w:uiPriority="52"/>
+    <w:lsdException w:name="Grid Table 1 Light Accent 5" w:uiPriority="46"/>
+    <w:lsdException w:name="Grid Table 2 Accent 5" w:uiPriority="47"/>
+    <w:lsdException w:name="Grid Table 3 Accent 5" w:uiPriority="48"/>
+    <w:lsdException w:name="Grid Table 4 Accent 5" w:uiPriority="49"/>
+    <w:lsdException w:name="Grid Table 5 Dark Accent 5" w:uiPriority="50"/>
+    <w:lsdException w:name="Grid Table 6 Colorful Accent 5" w:uiPriority="51"/>
+    <w:lsdException w:name="Grid Table 7 Colorful Accent 5" w:uiPriority="52"/>
+    <w:lsdException w:name="Grid Table 1 Light Accent 6" w:uiPriority="46"/>
+    <w:lsdException w:name="Grid Table 2 Accent 6" w:uiPriority="47"/>
+    <w:lsdException w:name="Grid Table 3 Accent 6" w:uiPriority="48"/>
+    <w:lsdException w:name="Grid Table 4 Accent 6" w:uiPriority="49"/>
+    <w:lsdException w:name="Grid Table 5 Dark Accent 6" w:uiPriority="50"/>
+    <w:lsdException w:name="Grid Table 6 Colorful Accent 6" w:uiPriority="51"/>
+    <w:lsdException w:name="Grid Table 7 Colorful Accent 6" w:uiPriority="52"/>
+    <w:lsdException w:name="List Table 1 Light" w:uiPriority="46"/>
+    <w:lsdException w:name="List Table 2" w:uiPriority="47"/>
+    <w:lsdException w:name="List Table 3" w:uiPriority="48"/>
+    <w:lsdException w:name="List Table 4" w:uiPriority="49"/>
+    <w:lsdException w:name="List Table 5 Dark" w:uiPriority="50"/>
+    <w:lsdException w:name="List Table 6 Colorful" w:uiPriority="51"/>
+    <w:lsdException w:name="List Table 7 Colorful" w:uiPriority="52"/>
+    <w:lsdException w:name="List Table 1 Light Accent 1" w:uiPriority="46"/>
+    <w:lsdException w:name="List Table 2 Accent 1" w:uiPriority="47"/>
+    <w:lsdException w:name="List Table 3 Accent 1" w:uiPriority="48"/>
+    <w:lsdException w:name="List Table 4 Accent 1" w:uiPriority="49"/>
+    <w:lsdException w:name="List Table 5 Dark Accent 1" w:uiPriority="50"/>
+    <w:lsdException w:name="List Table 6 Colorful Accent 1" w:uiPriority="51"/>
+    <w:lsdException w:name="List Table 7 Colorful Accent 1" w:uiPriority="52"/>
+    <w:lsdException w:name="List Table 1 Light Accent 2" w:uiPriority="46"/>
+    <w:lsdException w:name="List Table 2 Accent 2" w:uiPriority="47"/>
+    <w:lsdException w:name="List Table 3 Accent 2" w:uiPriority="48"/>
+    <w:lsdException w:name="List Table 4 Accent 2" w:uiPriority="49"/>
+    <w:lsdException w:name="List Table 5 Dark Accent 2" w:uiPriority="50"/>
+    <w:lsdException w:name="List Table 6 Colorful Accent 2" w:uiPriority="51"/>
+    <w:lsdException w:name="List Table 7 Colorful Accent 2" w:uiPriority="52"/>
+    <w:lsdException w:name="List Table 1 Light Accent 3" w:uiPriority="46"/>
+    <w:lsdException w:name="List Table 2 Accent 3" w:uiPriority="47"/>
+    <w:lsdException w:name="List Table 3 Accent 3" w:uiPriority="48"/>
+    <w:lsdException w:name="List Table 4 Accent 3" w:uiPriority="49"/>
+    <w:lsdException w:name="List Table 5 Dark Accent 3" w:uiPriority="50"/>
+    <w:lsdException w:name="List Table 6 Colorful Accent 3" w:uiPriority="51"/>
+    <w:lsdException w:name="List Table 7 Colorful Accent 3" w:uiPriority="52"/>
+    <w:lsdException w:name="List Table 1 Light Accent 4" w:uiPriority="46"/>
+    <w:lsdException w:name="List Table 2 Accent 4" w:uiPriority="47"/>
+    <w:lsdException w:name="List Table 3 Accent 4" w:uiPriority="48"/>
+    <w:lsdException w:name="List Table 4 Accent 4" w:uiPriority="49"/>
+    <w:lsdException w:name="List Table 5 Dark Accent 4" w:uiPriority="50"/>
+    <w:lsdException w:name="List Table 6 Colorful Accent 4" w:uiPriority="51"/>
+    <w:lsdException w:name="List Table 7 Colorful Accent 4" w:uiPriority="52"/>
+    <w:lsdException w:name="List Table 1 Light Accent 5" w:uiPriority="46"/>
+    <w:lsdException w:name="List Table 2 Accent 5" w:uiPriority="47"/>
+    <w:lsdException w:name="List Table 3 Accent 5" w:uiPriority="48"/>
+    <w:lsdException w:name="List Table 4 Accent 5" w:uiPriority="49"/>
+    <w:lsdException w:name="List Table 5 Dark Accent 5" w:uiPriority="50"/>
+    <w:lsdException w:name="List Table 6 Colorful Accent 5" w:uiPriority="51"/>
+    <w:lsdException w:name="List Table 7 Colorful Accent 5" w:uiPriority="52"/>
+    <w:lsdException w:name="List Table 1 Light Accent 6" w:uiPriority="46"/>
+    <w:lsdException w:name="List Table 2 Accent 6" w:uiPriority="47"/>
+    <w:lsdException w:name="List Table 3 Accent 6" w:uiPriority="48"/>
+    <w:lsdException w:name="List Table 4 Accent 6" w:uiPriority="49"/>
+    <w:lsdException w:name="List Table 5 Dark Accent 6" w:uiPriority="50"/>
+    <w:lsdException w:name="List Table 6 Colorful Accent 6" w:uiPriority="51"/>
+    <w:lsdException w:name="List Table 7 Colorful Accent 6" w:uiPriority="52"/>
+    <w:lsdException w:name="Mention" w:semiHidden="1" w:unhideWhenUsed="1"/>
+    <w:lsdException w:name="Smart Hyperlink" w:semiHidden="1" w:unhideWhenUsed="1"/>
+    <w:lsdException w:name="Hashtag" w:semiHidden="1" w:unhideWhenUsed="1"/>
+    <w:lsdException w:name="Unresolved Mention" w:semiHidden="1" w:unhideWhenUsed="1"/>
+    <w:lsdException w:name="Smart Link" w:semiHidden="1" w:unhideWhenUsed="1"/>
+  </w:latentStyles>
+  <w:style w:type="paragraph" w:default="1" w:styleId="Normal">
+    <w:name w:val="Normal"/>
+    <w:qFormat/>
+    <w:rPr>
+      <w:rFonts w:ascii="Helvetica" w:eastAsia="Helvetica" w:hAnsi="Helvetica" w:cs="Helvetica"/>
+    </w:rPr>
+  </w:style>
+  <w:style w:type="paragraph" w:styleId="Heading1">
+    <w:name w:val="heading 1"/>
+    <w:basedOn w:val="Normal"/>
+    <w:uiPriority w:val="9"/>
+    <w:qFormat/>
+    <w:pPr>
+      <w:spacing w:before="66"/>
+      <w:ind w:left="120"/>
+      <w:outlineLvl w:val="0"/>
+    </w:pPr>
+    <w:rPr>
+      <w:b/>
+      <w:bCs/>
+      <w:sz w:val="20"/>
+      <w:szCs w:val="20"/>
+    </w:rPr>
+  </w:style>
+  <w:style w:type="character" w:default="1" w:styleId="DefaultParagraphFont">
     <w:name w:val="Default Paragraph Font"/>
     <w:uiPriority w:val="1"/>
     <w:semiHidden/>
     <w:unhideWhenUsed/>
   </w:style>
-  <w:style w:styleId="TableNormal" w:default="1" w:type="table">
-    <w:name w:val="Table Normal"/>
-    <w:uiPriority w:val="2"/>
+  <w:style w:type="table" w:default="1" w:styleId="TableNormal">
+    <w:name w:val="Normal Table"/>
+    <w:uiPriority w:val="99"/>
     <w:semiHidden/>
     <w:unhideWhenUsed/>
-    <w:qFormat/>
     <w:tblPr>
       <w:tblInd w:w="0" w:type="dxa"/>
       <w:tblCellMar>
         <w:top w:w="0" w:type="dxa"/>
-        <w:left w:w="0" w:type="dxa"/>
+        <w:left w:w="108" w:type="dxa"/>
         <w:bottom w:w="0" w:type="dxa"/>
-        <w:right w:w="0" w:type="dxa"/>
+        <w:right w:w="108" w:type="dxa"/>
       </w:tblCellMar>
     </w:tblPr>
   </w:style>
-  <w:style w:styleId="NoList" w:default="1" w:type="numbering">
+  <w:style w:type="numbering" w:default="1" w:styleId="NoList">
     <w:name w:val="No List"/>
     <w:uiPriority w:val="99"/>
     <w:semiHidden/>
     <w:unhideWhenUsed/>
   </w:style>
-  <w:style w:default="1" w:styleId="Normal" w:type="paragraph">
-    <w:name w:val="Normal"/>
-    <w:uiPriority w:val="1"/>
-    <w:qFormat/>
-    <w:pPr/>
-    <w:rPr>
-      <w:rFonts w:ascii="Helvetica" w:hAnsi="Helvetica" w:eastAsia="Helvetica" w:cs="Helvetica"/>
-      <w:lang w:val="en-US" w:eastAsia="en-US" w:bidi="ar-SA"/>
-    </w:rPr>
-  </w:style>
-  <w:style w:styleId="BodyText" w:type="paragraph">
+  <w:style w:type="paragraph" w:styleId="BodyText">
     <w:name w:val="Body Text"/>
     <w:basedOn w:val="Normal"/>
     <w:uiPriority w:val="1"/>
@@ -111,50 +1512,21 @@
       <w:ind w:left="120"/>
     </w:pPr>
     <w:rPr>
-      <w:rFonts w:ascii="Helvetica" w:hAnsi="Helvetica" w:eastAsia="Helvetica" w:cs="Helvetica"/>
       <w:sz w:val="20"/>
       <w:szCs w:val="20"/>
-      <w:lang w:val="en-US" w:eastAsia="en-US" w:bidi="ar-SA"/>
     </w:rPr>
   </w:style>
-  <w:style w:styleId="Heading1" w:type="paragraph">
-    <w:name w:val="Heading 1"/>
-    <w:basedOn w:val="Normal"/>
-    <w:uiPriority w:val="1"/>
-    <w:qFormat/>
-    <w:pPr>
-      <w:spacing w:before="66"/>
-      <w:ind w:left="120"/>
-      <w:outlineLvl w:val="1"/>
-    </w:pPr>
-    <w:rPr>
-      <w:rFonts w:ascii="Helvetica" w:hAnsi="Helvetica" w:eastAsia="Helvetica" w:cs="Helvetica"/>
-      <w:b/>
-      <w:bCs/>
-      <w:sz w:val="20"/>
-      <w:szCs w:val="20"/>
-      <w:lang w:val="en-US" w:eastAsia="en-US" w:bidi="ar-SA"/>
-    </w:rPr>
-  </w:style>
-  <w:style w:styleId="ListParagraph" w:type="paragraph">
+  <w:style w:type="paragraph" w:styleId="ListParagraph">
     <w:name w:val="List Paragraph"/>
     <w:basedOn w:val="Normal"/>
     <w:uiPriority w:val="1"/>
     <w:qFormat/>
-    <w:pPr/>
-    <w:rPr>
-      <w:lang w:val="en-US" w:eastAsia="en-US" w:bidi="ar-SA"/>
-    </w:rPr>
   </w:style>
-  <w:style w:styleId="TableParagraph" w:type="paragraph">
+  <w:style w:type="paragraph" w:customStyle="1" w:styleId="TableParagraph">
     <w:name w:val="Table Paragraph"/>
     <w:basedOn w:val="Normal"/>
     <w:uiPriority w:val="1"/>
     <w:qFormat/>
-    <w:pPr/>
-    <w:rPr>
-      <w:lang w:val="en-US" w:eastAsia="en-US" w:bidi="ar-SA"/>
-    </w:rPr>
   </w:style>
 </w:styles>
 </file>
